--- a/4. RESULTADOS/03_primer_eslabon_medidas/T04_placebo_2018_2019.docx
+++ b/4. RESULTADOS/03_primer_eslabon_medidas/T04_placebo_2018_2019.docx
@@ -599,7 +599,7 @@
                 <w:szCs w:val="22"/>
                 <w:color w:val="000000"/>
               </w:rPr>
-              <w:t xml:space="preserve">0.0298</w:t>
+              <w:t xml:space="preserve">0.0287</w:t>
             </w:r>
           </w:p>
         </w:tc>
@@ -654,7 +654,7 @@
                 <w:szCs w:val="22"/>
                 <w:color w:val="000000"/>
               </w:rPr>
-              <w:t xml:space="preserve">0.0051</w:t>
+              <w:t xml:space="preserve">0.0048</w:t>
             </w:r>
           </w:p>
         </w:tc>
@@ -819,7 +819,7 @@
                 <w:szCs w:val="22"/>
                 <w:color w:val="000000"/>
               </w:rPr>
-              <w:t xml:space="preserve">4,863</w:t>
+              <w:t xml:space="preserve">4,979</w:t>
             </w:r>
           </w:p>
         </w:tc>
@@ -989,7 +989,7 @@
                 <w:szCs w:val="22"/>
                 <w:color w:val="000000"/>
               </w:rPr>
-              <w:t xml:space="preserve">-0.0098</w:t>
+              <w:t xml:space="preserve">-0.0074</w:t>
             </w:r>
           </w:p>
         </w:tc>
@@ -1044,7 +1044,7 @@
                 <w:szCs w:val="22"/>
                 <w:color w:val="000000"/>
               </w:rPr>
-              <w:t xml:space="preserve">0.0040</w:t>
+              <w:t xml:space="preserve">0.0036</w:t>
             </w:r>
           </w:p>
         </w:tc>
@@ -1099,7 +1099,7 @@
                 <w:szCs w:val="22"/>
                 <w:color w:val="000000"/>
               </w:rPr>
-              <w:t xml:space="preserve">0.0135</w:t>
+              <w:t xml:space="preserve">0.0404</w:t>
             </w:r>
           </w:p>
         </w:tc>
@@ -1209,7 +1209,7 @@
                 <w:szCs w:val="22"/>
                 <w:color w:val="000000"/>
               </w:rPr>
-              <w:t xml:space="preserve">4,864</w:t>
+              <w:t xml:space="preserve">4,989</w:t>
             </w:r>
           </w:p>
         </w:tc>
@@ -1379,7 +1379,7 @@
                 <w:szCs w:val="22"/>
                 <w:color w:val="000000"/>
               </w:rPr>
-              <w:t xml:space="preserve">0.0019</w:t>
+              <w:t xml:space="preserve">0.0017</w:t>
             </w:r>
           </w:p>
         </w:tc>
@@ -1434,7 +1434,7 @@
                 <w:szCs w:val="22"/>
                 <w:color w:val="000000"/>
               </w:rPr>
-              <w:t xml:space="preserve">0.0051</w:t>
+              <w:t xml:space="preserve">0.0050</w:t>
             </w:r>
           </w:p>
         </w:tc>
@@ -1489,7 +1489,7 @@
                 <w:szCs w:val="22"/>
                 <w:color w:val="000000"/>
               </w:rPr>
-              <w:t xml:space="preserve">0.7033</w:t>
+              <w:t xml:space="preserve">0.7357</w:t>
             </w:r>
           </w:p>
         </w:tc>
@@ -1879,7 +1879,7 @@
                 <w:szCs w:val="22"/>
                 <w:color w:val="000000"/>
               </w:rPr>
-              <w:t xml:space="preserve">0.1828</w:t>
+              <w:t xml:space="preserve">0.1786</w:t>
             </w:r>
           </w:p>
         </w:tc>
@@ -2159,7 +2159,7 @@
                 <w:szCs w:val="22"/>
                 <w:color w:val="000000"/>
               </w:rPr>
-              <w:t xml:space="preserve">0.0346</w:t>
+              <w:t xml:space="preserve">0.0319</w:t>
             </w:r>
           </w:p>
         </w:tc>
@@ -2214,7 +2214,7 @@
                 <w:szCs w:val="22"/>
                 <w:color w:val="000000"/>
               </w:rPr>
-              <w:t xml:space="preserve">0.0052</w:t>
+              <w:t xml:space="preserve">0.0046</w:t>
             </w:r>
           </w:p>
         </w:tc>
@@ -2379,7 +2379,7 @@
                 <w:szCs w:val="22"/>
                 <w:color w:val="000000"/>
               </w:rPr>
-              <w:t xml:space="preserve">5,572</w:t>
+              <w:t xml:space="preserve">5,599</w:t>
             </w:r>
           </w:p>
         </w:tc>
@@ -2549,7 +2549,7 @@
                 <w:szCs w:val="22"/>
                 <w:color w:val="000000"/>
               </w:rPr>
-              <w:t xml:space="preserve">-0.0098</w:t>
+              <w:t xml:space="preserve">-0.0094</w:t>
             </w:r>
           </w:p>
         </w:tc>
@@ -2604,7 +2604,7 @@
                 <w:szCs w:val="22"/>
                 <w:color w:val="000000"/>
               </w:rPr>
-              <w:t xml:space="preserve">0.0036</w:t>
+              <w:t xml:space="preserve">0.0034</w:t>
             </w:r>
           </w:p>
         </w:tc>
@@ -2659,7 +2659,7 @@
                 <w:szCs w:val="22"/>
                 <w:color w:val="000000"/>
               </w:rPr>
-              <w:t xml:space="preserve">0.0071</w:t>
+              <w:t xml:space="preserve">0.0051</w:t>
             </w:r>
           </w:p>
         </w:tc>
@@ -2769,7 +2769,7 @@
                 <w:szCs w:val="22"/>
                 <w:color w:val="000000"/>
               </w:rPr>
-              <w:t xml:space="preserve">5,577</w:t>
+              <w:t xml:space="preserve">5,613</w:t>
             </w:r>
           </w:p>
         </w:tc>
@@ -2939,7 +2939,7 @@
                 <w:szCs w:val="22"/>
                 <w:color w:val="000000"/>
               </w:rPr>
-              <w:t xml:space="preserve">0.0356</w:t>
+              <w:t xml:space="preserve">0.0309</w:t>
             </w:r>
           </w:p>
         </w:tc>
@@ -2994,7 +2994,7 @@
                 <w:szCs w:val="22"/>
                 <w:color w:val="000000"/>
               </w:rPr>
-              <w:t xml:space="preserve">0.0051</w:t>
+              <w:t xml:space="preserve">0.0048</w:t>
             </w:r>
           </w:p>
         </w:tc>
@@ -3159,7 +3159,7 @@
                 <w:szCs w:val="22"/>
                 <w:color w:val="000000"/>
               </w:rPr>
-              <w:t xml:space="preserve">5,577</w:t>
+              <w:t xml:space="preserve">5,599</w:t>
             </w:r>
           </w:p>
         </w:tc>
@@ -3329,7 +3329,7 @@
                 <w:szCs w:val="22"/>
                 <w:color w:val="000000"/>
               </w:rPr>
-              <w:t xml:space="preserve">-0.0070</w:t>
+              <w:t xml:space="preserve">-0.0067</w:t>
             </w:r>
           </w:p>
         </w:tc>
@@ -3384,7 +3384,7 @@
                 <w:szCs w:val="22"/>
                 <w:color w:val="000000"/>
               </w:rPr>
-              <w:t xml:space="preserve">0.0038</w:t>
+              <w:t xml:space="preserve">0.0034</w:t>
             </w:r>
           </w:p>
         </w:tc>
@@ -3439,7 +3439,7 @@
                 <w:szCs w:val="22"/>
                 <w:color w:val="000000"/>
               </w:rPr>
-              <w:t xml:space="preserve">0.0677</w:t>
+              <w:t xml:space="preserve">0.0491</w:t>
             </w:r>
           </w:p>
         </w:tc>
@@ -3494,7 +3494,7 @@
                 <w:szCs w:val="22"/>
                 <w:color w:val="000000"/>
               </w:rPr>
-              <w:t xml:space="preserve">*</w:t>
+              <w:t xml:space="preserve">**</w:t>
             </w:r>
           </w:p>
         </w:tc>
@@ -3549,7 +3549,7 @@
                 <w:szCs w:val="22"/>
                 <w:color w:val="000000"/>
               </w:rPr>
-              <w:t xml:space="preserve">5,584</w:t>
+              <w:t xml:space="preserve">5,613</w:t>
             </w:r>
           </w:p>
         </w:tc>
@@ -3719,7 +3719,7 @@
                 <w:szCs w:val="22"/>
                 <w:color w:val="000000"/>
               </w:rPr>
-              <w:t xml:space="preserve">0.0960</w:t>
+              <w:t xml:space="preserve">0.0904</w:t>
             </w:r>
           </w:p>
         </w:tc>
@@ -3774,7 +3774,7 @@
                 <w:szCs w:val="22"/>
                 <w:color w:val="000000"/>
               </w:rPr>
-              <w:t xml:space="preserve">0.0076</w:t>
+              <w:t xml:space="preserve">0.0062</w:t>
             </w:r>
           </w:p>
         </w:tc>
@@ -3939,7 +3939,7 @@
                 <w:szCs w:val="22"/>
                 <w:color w:val="000000"/>
               </w:rPr>
-              <w:t xml:space="preserve">5,942</w:t>
+              <w:t xml:space="preserve">6,017</w:t>
             </w:r>
           </w:p>
         </w:tc>
@@ -4109,7 +4109,7 @@
                 <w:szCs w:val="22"/>
                 <w:color w:val="000000"/>
               </w:rPr>
-              <w:t xml:space="preserve">-0.0116</w:t>
+              <w:t xml:space="preserve">-0.0110</w:t>
             </w:r>
           </w:p>
         </w:tc>
@@ -4164,7 +4164,7 @@
                 <w:szCs w:val="22"/>
                 <w:color w:val="000000"/>
               </w:rPr>
-              <w:t xml:space="preserve">0.0038</w:t>
+              <w:t xml:space="preserve">0.0036</w:t>
             </w:r>
           </w:p>
         </w:tc>
@@ -4329,7 +4329,7 @@
                 <w:szCs w:val="22"/>
                 <w:color w:val="000000"/>
               </w:rPr>
-              <w:t xml:space="preserve">5,949</w:t>
+              <w:t xml:space="preserve">6,042</w:t>
             </w:r>
           </w:p>
         </w:tc>
